--- a/word_reports/LP_0145_위치_433_Fleetwood Mac_Tusk.docx
+++ b/word_reports/LP_0145_위치_433_Fleetwood Mac_Tusk.docx
@@ -4,7 +4,7 @@
   <w:body>
     <w:p>
       <w:pPr>
-        <w:spacing w:after="280"/>
+        <w:spacing w:after="80"/>
       </w:pPr>
       <w:r>
         <w:rPr w:rFonts="맑은 고딕">
@@ -13,94 +13,47 @@
           <w:color w:val="1E3A8A"/>
           <w:sz w:val="30"/>
         </w:rPr>
-        <w:t>[433] Fleetwood Mac - Tusk</w:t>
+        <w:t>Fleetwood Mac (플리트우드 맥) - Tusk</w:t>
       </w:r>
     </w:p>
     <w:p>
       <w:pPr>
-        <w:spacing w:after="320"/>
+        <w:spacing w:after="240"/>
       </w:pPr>
       <w:r>
         <w:rPr w:rFonts="맑은 고딕">
           <w:rFonts w:ascii="맑은 고딕" w:hAnsi="맑은 고딕" w:eastAsia="맑은 고딕"/>
           <w:b/>
-          <w:sz w:val="20"/>
+          <w:color w:val="4B5563"/>
+          <w:sz w:val="22"/>
         </w:rPr>
-        <w:t>■ 위치 : 433</w:t>
-        <w:br/>
-      </w:r>
-      <w:r>
-        <w:rPr w:rFonts="맑은 고딕">
-          <w:rFonts w:ascii="맑은 고딕" w:hAnsi="맑은 고딕" w:eastAsia="맑은 고딕"/>
-          <w:b/>
-          <w:sz w:val="20"/>
-        </w:rPr>
-        <w:t>■ 아티스트 : Fleetwood Mac</w:t>
-        <w:br/>
-      </w:r>
-      <w:r>
-        <w:rPr w:rFonts="맑은 고딕">
-          <w:rFonts w:ascii="맑은 고딕" w:hAnsi="맑은 고딕" w:eastAsia="맑은 고딕"/>
-          <w:b/>
-          <w:sz w:val="20"/>
-        </w:rPr>
-        <w:t>■ 앨범명 : Tusk</w:t>
-        <w:br/>
-      </w:r>
-      <w:r>
-        <w:rPr w:rFonts="맑은 고딕">
-          <w:rFonts w:ascii="맑은 고딕" w:hAnsi="맑은 고딕" w:eastAsia="맑은 고딕"/>
-          <w:b w:val="0"/>
-          <w:sz w:val="20"/>
-        </w:rPr>
-        <w:t>■ 음반 레이블 : Warner Bros. Records</w:t>
-        <w:br/>
-      </w:r>
-      <w:r>
-        <w:rPr w:rFonts="맑은 고딕">
-          <w:rFonts w:ascii="맑은 고딕" w:hAnsi="맑은 고딕" w:eastAsia="맑은 고딕"/>
-          <w:b w:val="0"/>
-          <w:sz w:val="20"/>
-        </w:rPr>
-        <w:t>■ 발매년도 : 1979</w:t>
-        <w:br/>
-      </w:r>
-      <w:r>
-        <w:rPr w:rFonts="맑은 고딕">
-          <w:rFonts w:ascii="맑은 고딕" w:hAnsi="맑은 고딕" w:eastAsia="맑은 고딕"/>
-          <w:b w:val="0"/>
-          <w:sz w:val="20"/>
-        </w:rPr>
-        <w:t>■ 장르 : 아트 록 / 팝 록 / 익스페리멘털 록 (Art Rock / Pop Rock / Experimental Rock)</w:t>
-        <w:br/>
-      </w:r>
-      <w:r>
-        <w:rPr w:rFonts="맑은 고딕">
-          <w:rFonts w:ascii="맑은 고딕" w:hAnsi="맑은 고딕" w:eastAsia="맑은 고딕"/>
-          <w:b w:val="0"/>
-          <w:sz w:val="20"/>
-        </w:rPr>
-        <w:t>■ 주요 수록곡 : 1. Tusk</w:t>
-        <w:br/>
+        <w:t>위치 :  433</w:t>
       </w:r>
     </w:p>
     <w:p>
       <w:pPr>
-        <w:spacing w:after="160"/>
+        <w:spacing w:line="324" w:lineRule="auto" w:before="80" w:after="160"/>
       </w:pPr>
       <w:r>
         <w:rPr w:rFonts="맑은 고딕">
           <w:rFonts w:ascii="맑은 고딕" w:hAnsi="맑은 고딕" w:eastAsia="맑은 고딕"/>
           <w:b/>
           <w:color w:val="1F2937"/>
-          <w:sz w:val="24"/>
+          <w:sz w:val="22"/>
         </w:rPr>
-        <w:t>■ 음반 해설 및 감상 가이드</w:t>
+        <w:t xml:space="preserve">[음반 소개] </w:t>
+      </w:r>
+      <w:r>
+        <w:rPr w:rFonts="맑은 고딕">
+          <w:rFonts w:ascii="맑은 고딕" w:hAnsi="맑은 고딕" w:eastAsia="맑은 고딕"/>
+          <w:b w:val="0"/>
+          <w:sz w:val="21"/>
+        </w:rPr>
       </w:r>
     </w:p>
     <w:p>
       <w:pPr>
-        <w:spacing w:line="312" w:lineRule="auto" w:after="120"/>
+        <w:spacing w:line="324" w:lineRule="auto" w:after="120"/>
       </w:pPr>
       <w:r>
         <w:rPr w:rFonts="맑은 고딕">
@@ -108,38 +61,516 @@
           <w:b w:val="0"/>
           <w:sz w:val="21"/>
         </w:rPr>
-        <w:t>전작 &lt;Rumours&gt;(1977)의 전무후무한 상업적 성공 이후, 플리트우드 맥(Fleetwood Mac)은 안락하고 안전한 성공 방정식을 답습하는 대신 과감하고 급진적인 예술적 모험을 선택했습니다. 1979년에 발표된 이들의 12번째 스튜디오 앨범이자 더블 LP인 &lt;Tusk&gt;는 대중음악사에서 가장 대담하고 야심 찬 명작 중 하나로 평가받습니다. 당시로서는 천문학적인 제작비인 100만 달러 이상이 투입된 이 음반은, 상업적 성공이라는 중압감을 넘어 밴드의 음악적 스펙트럼을 극한까지 확장한 결단력의 결정체입니다.</w:t>
+        <w:t>팝 음악 역사상 가장 거대한 상업적 성공을 거둔 전작의 영광에 안주하지 않고, 예술적 파격과 실험 정신을 과감히 투영해 낸 플리트우드 맥의 찬란한 모험이자 더블 LP 대작입니다. 린지 버킹엄의 전위적이고 날 선 프로듀싱 감각과 스티비 닉스의 몽환적인 신비로움, 그리고 크리스틴 맥비의 깊고 우아한 멜로디가 절묘한 불협화음과 조화를 이루며 독창적인 미학을 구축합니다. 상투적인 팝의 문법을 해체하고 가장 원초적이면서도 세련된 질감으로 빚어낸 이 음반은, 오늘날 진정한 포스트 펑크적 태도와 아트 팝의 선구적 걸작으로 재평가받고 있습니다.</w:t>
       </w:r>
     </w:p>
     <w:p>
       <w:pPr>
-        <w:spacing w:line="312" w:lineRule="auto" w:after="120"/>
+        <w:spacing w:line="324" w:lineRule="auto" w:before="200" w:after="80"/>
       </w:pPr>
+      <w:r>
+        <w:rPr w:rFonts="맑은 고딕">
+          <w:rFonts w:ascii="맑은 고딕" w:hAnsi="맑은 고딕" w:eastAsia="맑은 고딕"/>
+          <w:b/>
+          <w:color w:val="1E3A8A"/>
+          <w:sz w:val="24"/>
+        </w:rPr>
+        <w:t>1. 음반 데이터</w:t>
+      </w:r>
+    </w:p>
+    <w:p>
+      <w:pPr>
+        <w:spacing w:line="324" w:lineRule="auto" w:after="80"/>
+      </w:pPr>
+      <w:r>
+        <w:rPr w:rFonts="맑은 고딕">
+          <w:rFonts w:ascii="맑은 고딕" w:hAnsi="맑은 고딕" w:eastAsia="맑은 고딕"/>
+          <w:b w:val="0"/>
+          <w:color w:val="6B7280"/>
+          <w:sz w:val="21"/>
+        </w:rPr>
+        <w:t xml:space="preserve">· </w:t>
+      </w:r>
+      <w:r>
+        <w:rPr w:rFonts="맑은 고딕">
+          <w:rFonts w:ascii="맑은 고딕" w:hAnsi="맑은 고딕" w:eastAsia="맑은 고딕"/>
+          <w:b/>
+          <w:color w:val="1F2937"/>
+          <w:sz w:val="21"/>
+        </w:rPr>
+        <w:t xml:space="preserve">앨범명: </w:t>
+      </w:r>
       <w:r>
         <w:rPr w:rFonts="맑은 고딕">
           <w:rFonts w:ascii="맑은 고딕" w:hAnsi="맑은 고딕" w:eastAsia="맑은 고딕"/>
           <w:b w:val="0"/>
           <w:sz w:val="21"/>
         </w:rPr>
-        <w:t>&lt;Tusk&gt;의 가장 큰 미학적 가치는 밴드를 이끄는 세 명의 프론트맨이 선보이는 상반된 음악적 색채와 그 사이에서 발생하는 오묘한 불협화음의 조화에 있습니다. 기획을 주도한 린지 버킹엄(Lindsey Buckingham)은 당시 부상하던 포스트 펑크와 뉴웨이브의 영향을 받아 홈 리코딩 방식의 로파이(Lo-Fi) 질감과 과감한 질주감을 주입했습니다. 이에 반해 스티비 닉스(Stevie Nicks)는 특유의 신비롭고 허스키한 음색으로 몽환적인 포크 록의 정수를 보여주며, 크리스틴 맥비(Christine McVie)는 우아하고 감미로운 메인스트림 팝 멜로디로 앨범의 탄탄한 균형을 잡아줍니다.</w:t>
+        <w:t>Tusk</w:t>
       </w:r>
     </w:p>
     <w:p>
       <w:pPr>
-        <w:spacing w:line="312" w:lineRule="auto" w:after="120"/>
+        <w:spacing w:line="324" w:lineRule="auto" w:after="80"/>
       </w:pPr>
+      <w:r>
+        <w:rPr w:rFonts="맑은 고딕">
+          <w:rFonts w:ascii="맑은 고딕" w:hAnsi="맑은 고딕" w:eastAsia="맑은 고딕"/>
+          <w:b w:val="0"/>
+          <w:color w:val="6B7280"/>
+          <w:sz w:val="21"/>
+        </w:rPr>
+        <w:t xml:space="preserve">· </w:t>
+      </w:r>
+      <w:r>
+        <w:rPr w:rFonts="맑은 고딕">
+          <w:rFonts w:ascii="맑은 고딕" w:hAnsi="맑은 고딕" w:eastAsia="맑은 고딕"/>
+          <w:b/>
+          <w:color w:val="1F2937"/>
+          <w:sz w:val="21"/>
+        </w:rPr>
+        <w:t xml:space="preserve">아티스트: </w:t>
+      </w:r>
       <w:r>
         <w:rPr w:rFonts="맑은 고딕">
           <w:rFonts w:ascii="맑은 고딕" w:hAnsi="맑은 고딕" w:eastAsia="맑은 고딕"/>
           <w:b w:val="0"/>
           <w:sz w:val="21"/>
         </w:rPr>
-        <w:t>감상의 하이라이트는 단연 서던캘리포니아 대학교(USC) 트로전 마칭 밴드가 참여하여 압도적인 원시적 퍼커션을 선사하는 타이틀곡 'Tusk'입니다. 이 곡은 정형화된 팝의 틀을 깨부수며 들끓는 에너지를 발산합니다. 또한, 스티비 닉스의 유려하고 애절한 서사가 돋보이는 대작 'Sara'와 크리스틴 맥비 특유의 경쾌하면서도 세련된 훅이 매력적인 'Think About Me'는 음반의 다채로운 매력을 완성합니다. 더블 LP라는 거대한 도화지 위에 펼쳐지는 입체적인 사운드 레이어와 밴드의 독창적인 연주는 아날로그 바이닐로 감상할 때 비로소 그 진가와 생생한 울림을 드러냅니다.</w:t>
+        <w:t>Fleetwood Mac (플리트우드 맥)</w:t>
+      </w:r>
+    </w:p>
+    <w:p>
+      <w:pPr>
+        <w:spacing w:line="324" w:lineRule="auto" w:after="80"/>
+      </w:pPr>
+      <w:r>
+        <w:rPr w:rFonts="맑은 고딕">
+          <w:rFonts w:ascii="맑은 고딕" w:hAnsi="맑은 고딕" w:eastAsia="맑은 고딕"/>
+          <w:b w:val="0"/>
+          <w:color w:val="6B7280"/>
+          <w:sz w:val="21"/>
+        </w:rPr>
+        <w:t xml:space="preserve">· </w:t>
+      </w:r>
+      <w:r>
+        <w:rPr w:rFonts="맑은 고딕">
+          <w:rFonts w:ascii="맑은 고딕" w:hAnsi="맑은 고딕" w:eastAsia="맑은 고딕"/>
+          <w:b/>
+          <w:color w:val="1F2937"/>
+          <w:sz w:val="21"/>
+        </w:rPr>
+        <w:t xml:space="preserve">발매 정보: </w:t>
+      </w:r>
+      <w:r>
+        <w:rPr w:rFonts="맑은 고딕">
+          <w:rFonts w:ascii="맑은 고딕" w:hAnsi="맑은 고딕" w:eastAsia="맑은 고딕"/>
+          <w:b w:val="0"/>
+          <w:sz w:val="21"/>
+        </w:rPr>
+        <w:t>전설적인 명반 &lt;Rumours&gt;의 천문학적인 성공 직후인 1979년 10월 19일, 워너 브라더스 레코드(Warner Bros. Records)를 통해 발매된 통산 12번째 정규 앨범이자 더블 LP 구성의 야심작입니다.</w:t>
+      </w:r>
+    </w:p>
+    <w:p>
+      <w:pPr>
+        <w:spacing w:line="324" w:lineRule="auto" w:after="80"/>
+      </w:pPr>
+      <w:r>
+        <w:rPr w:rFonts="맑은 고딕">
+          <w:rFonts w:ascii="맑은 고딕" w:hAnsi="맑은 고딕" w:eastAsia="맑은 고딕"/>
+          <w:b w:val="0"/>
+          <w:color w:val="6B7280"/>
+          <w:sz w:val="21"/>
+        </w:rPr>
+        <w:t xml:space="preserve">· </w:t>
+      </w:r>
+      <w:r>
+        <w:rPr w:rFonts="맑은 고딕">
+          <w:rFonts w:ascii="맑은 고딕" w:hAnsi="맑은 고딕" w:eastAsia="맑은 고딕"/>
+          <w:b/>
+          <w:color w:val="1F2937"/>
+          <w:sz w:val="21"/>
+        </w:rPr>
+        <w:t xml:space="preserve">LP 인기도(판매량): </w:t>
+      </w:r>
+      <w:r>
+        <w:rPr w:rFonts="맑은 고딕">
+          <w:rFonts w:ascii="맑은 고딕" w:hAnsi="맑은 고딕" w:eastAsia="맑은 고딕"/>
+          <w:b w:val="0"/>
+          <w:sz w:val="21"/>
+        </w:rPr>
+        <w:t>발매 당시 전작과의 상이한 음악적 결로 인해 음반사에는 모험으로 여겨졌으나, 미국 빌보드 200 차트 4위, 영국 앨범 차트 1위에 올랐으며 전 세계적으로 400만 장 이상의 판매고를 올리며 더블 플래티넘을 기록했습니다.</w:t>
+      </w:r>
+    </w:p>
+    <w:p>
+      <w:pPr>
+        <w:spacing w:line="324" w:lineRule="auto" w:after="80"/>
+      </w:pPr>
+      <w:r>
+        <w:rPr w:rFonts="맑은 고딕">
+          <w:rFonts w:ascii="맑은 고딕" w:hAnsi="맑은 고딕" w:eastAsia="맑은 고딕"/>
+          <w:b w:val="0"/>
+          <w:color w:val="6B7280"/>
+          <w:sz w:val="21"/>
+        </w:rPr>
+        <w:t xml:space="preserve">· </w:t>
+      </w:r>
+      <w:r>
+        <w:rPr w:rFonts="맑은 고딕">
+          <w:rFonts w:ascii="맑은 고딕" w:hAnsi="맑은 고딕" w:eastAsia="맑은 고딕"/>
+          <w:b/>
+          <w:color w:val="1F2937"/>
+          <w:sz w:val="21"/>
+        </w:rPr>
+        <w:t xml:space="preserve">각종 수상경력: </w:t>
+      </w:r>
+      <w:r>
+        <w:rPr w:rFonts="맑은 고딕">
+          <w:rFonts w:ascii="맑은 고딕" w:hAnsi="맑은 고딕" w:eastAsia="맑은 고딕"/>
+          <w:b w:val="0"/>
+          <w:sz w:val="21"/>
+        </w:rPr>
+        <w:t>1980년 그래미 어워드 '최우수 앨범 패키지(Best Album Package)' 부문에 노미네이트되었으며, 수십 년의 세월이 흐른 뒤 피치포크(Pitchfork)와 롤링 스톤(Rolling Stone) 등 유수의 음악 매체들로부터 '역사상 가장 과소평가된 위대한 명반' 중 하나로 극찬받았습니다.</w:t>
+      </w:r>
+    </w:p>
+    <w:p>
+      <w:pPr>
+        <w:spacing w:line="324" w:lineRule="auto" w:before="200" w:after="80"/>
+      </w:pPr>
+      <w:r>
+        <w:rPr w:rFonts="맑은 고딕">
+          <w:rFonts w:ascii="맑은 고딕" w:hAnsi="맑은 고딕" w:eastAsia="맑은 고딕"/>
+          <w:b/>
+          <w:color w:val="1E3A8A"/>
+          <w:sz w:val="24"/>
+        </w:rPr>
+        <w:t>2. 아티스트 정보</w:t>
+      </w:r>
+    </w:p>
+    <w:p>
+      <w:pPr>
+        <w:spacing w:line="324" w:lineRule="auto" w:after="80"/>
+      </w:pPr>
+      <w:r>
+        <w:rPr w:rFonts="맑은 고딕">
+          <w:rFonts w:ascii="맑은 고딕" w:hAnsi="맑은 고딕" w:eastAsia="맑은 고딕"/>
+          <w:b w:val="0"/>
+          <w:color w:val="6B7280"/>
+          <w:sz w:val="21"/>
+        </w:rPr>
+        <w:t xml:space="preserve">· </w:t>
+      </w:r>
+      <w:r>
+        <w:rPr w:rFonts="맑은 고딕">
+          <w:rFonts w:ascii="맑은 고딕" w:hAnsi="맑은 고딕" w:eastAsia="맑은 고딕"/>
+          <w:b/>
+          <w:color w:val="1F2937"/>
+          <w:sz w:val="21"/>
+        </w:rPr>
+        <w:t xml:space="preserve">국적: </w:t>
+      </w:r>
+      <w:r>
+        <w:rPr w:rFonts="맑은 고딕">
+          <w:rFonts w:ascii="맑은 고딕" w:hAnsi="맑은 고딕" w:eastAsia="맑은 고딕"/>
+          <w:b w:val="0"/>
+          <w:sz w:val="21"/>
+        </w:rPr>
+        <w:t>영국 / 미국 (다국적 밴드)</w:t>
+      </w:r>
+    </w:p>
+    <w:p>
+      <w:pPr>
+        <w:spacing w:line="324" w:lineRule="auto" w:after="80"/>
+      </w:pPr>
+      <w:r>
+        <w:rPr w:rFonts="맑은 고딕">
+          <w:rFonts w:ascii="맑은 고딕" w:hAnsi="맑은 고딕" w:eastAsia="맑은 고딕"/>
+          <w:b w:val="0"/>
+          <w:color w:val="6B7280"/>
+          <w:sz w:val="21"/>
+        </w:rPr>
+        <w:t xml:space="preserve">· </w:t>
+      </w:r>
+      <w:r>
+        <w:rPr w:rFonts="맑은 고딕">
+          <w:rFonts w:ascii="맑은 고딕" w:hAnsi="맑은 고딕" w:eastAsia="맑은 고딕"/>
+          <w:b/>
+          <w:color w:val="1F2937"/>
+          <w:sz w:val="21"/>
+        </w:rPr>
+        <w:t xml:space="preserve">생몰년도: </w:t>
+      </w:r>
+      <w:r>
+        <w:rPr w:rFonts="맑은 고딕">
+          <w:rFonts w:ascii="맑은 고딕" w:hAnsi="맑은 고딕" w:eastAsia="맑은 고딕"/>
+          <w:b w:val="0"/>
+          <w:sz w:val="21"/>
+        </w:rPr>
+        <w:t>1967년 결성</w:t>
+      </w:r>
+    </w:p>
+    <w:p>
+      <w:pPr>
+        <w:spacing w:line="324" w:lineRule="auto" w:after="80"/>
+      </w:pPr>
+      <w:r>
+        <w:rPr w:rFonts="맑은 고딕">
+          <w:rFonts w:ascii="맑은 고딕" w:hAnsi="맑은 고딕" w:eastAsia="맑은 고딕"/>
+          <w:b w:val="0"/>
+          <w:color w:val="6B7280"/>
+          <w:sz w:val="21"/>
+        </w:rPr>
+        <w:t xml:space="preserve">· </w:t>
+      </w:r>
+      <w:r>
+        <w:rPr w:rFonts="맑은 고딕">
+          <w:rFonts w:ascii="맑은 고딕" w:hAnsi="맑은 고딕" w:eastAsia="맑은 고딕"/>
+          <w:b/>
+          <w:color w:val="1F2937"/>
+          <w:sz w:val="21"/>
+        </w:rPr>
+        <w:t xml:space="preserve">그룹 소속: </w:t>
+      </w:r>
+      <w:r>
+        <w:rPr w:rFonts="맑은 고딕">
+          <w:rFonts w:ascii="맑은 고딕" w:hAnsi="맑은 고딕" w:eastAsia="맑은 고딕"/>
+          <w:b w:val="0"/>
+          <w:sz w:val="21"/>
+        </w:rPr>
+        <w:t>록 밴드 (혼성 5인조 라인업: 믹 플리트우드, 존 맥비, 크리스틴 맥비, 린지 버킹엄, 스티비 닉스)</w:t>
+      </w:r>
+    </w:p>
+    <w:p>
+      <w:pPr>
+        <w:spacing w:line="324" w:lineRule="auto" w:after="80"/>
+      </w:pPr>
+      <w:r>
+        <w:rPr w:rFonts="맑은 고딕">
+          <w:rFonts w:ascii="맑은 고딕" w:hAnsi="맑은 고딕" w:eastAsia="맑은 고딕"/>
+          <w:b w:val="0"/>
+          <w:color w:val="6B7280"/>
+          <w:sz w:val="21"/>
+        </w:rPr>
+        <w:t xml:space="preserve">· </w:t>
+      </w:r>
+      <w:r>
+        <w:rPr w:rFonts="맑은 고딕">
+          <w:rFonts w:ascii="맑은 고딕" w:hAnsi="맑은 고딕" w:eastAsia="맑은 고딕"/>
+          <w:b/>
+          <w:color w:val="1F2937"/>
+          <w:sz w:val="21"/>
+        </w:rPr>
+        <w:t xml:space="preserve">아티스트 소개: </w:t>
+      </w:r>
+      <w:r>
+        <w:rPr w:rFonts="맑은 고딕">
+          <w:rFonts w:ascii="맑은 고딕" w:hAnsi="맑은 고딕" w:eastAsia="맑은 고딕"/>
+          <w:b w:val="0"/>
+          <w:sz w:val="21"/>
+        </w:rPr>
+        <w:t>1960년대 영국의 정통 블루스 록 밴드로 출발하여 1970년대 중반 린지 버킹엄과 스티비 닉스를 영입하며 세련된 팝 록의 정점을 완성한 전설적인 그룹입니다. 복잡하게 얽힌 내면의 사랑과 갈등을 눈부신 화음과 서정적 멜로디로 승화시켜 대중음악사에 불멸의 족적을 남겼습니다.</w:t>
+      </w:r>
+    </w:p>
+    <w:p>
+      <w:pPr>
+        <w:spacing w:line="324" w:lineRule="auto" w:before="200" w:after="80"/>
+      </w:pPr>
+      <w:r>
+        <w:rPr w:rFonts="맑은 고딕">
+          <w:rFonts w:ascii="맑은 고딕" w:hAnsi="맑은 고딕" w:eastAsia="맑은 고딕"/>
+          <w:b/>
+          <w:color w:val="1E3A8A"/>
+          <w:sz w:val="24"/>
+        </w:rPr>
+        <w:t>3. 음반 상세 분석</w:t>
+      </w:r>
+    </w:p>
+    <w:p>
+      <w:pPr>
+        <w:spacing w:line="324" w:lineRule="auto" w:after="80"/>
+      </w:pPr>
+      <w:r>
+        <w:rPr w:rFonts="맑은 고딕">
+          <w:rFonts w:ascii="맑은 고딕" w:hAnsi="맑은 고딕" w:eastAsia="맑은 고딕"/>
+          <w:b w:val="0"/>
+          <w:color w:val="6B7280"/>
+          <w:sz w:val="21"/>
+        </w:rPr>
+        <w:t xml:space="preserve">· </w:t>
+      </w:r>
+      <w:r>
+        <w:rPr w:rFonts="맑은 고딕">
+          <w:rFonts w:ascii="맑은 고딕" w:hAnsi="맑은 고딕" w:eastAsia="맑은 고딕"/>
+          <w:b/>
+          <w:color w:val="1F2937"/>
+          <w:sz w:val="21"/>
+        </w:rPr>
+        <w:t xml:space="preserve">역사적 위치: </w:t>
+      </w:r>
+      <w:r>
+        <w:rPr w:rFonts="맑은 고딕">
+          <w:rFonts w:ascii="맑은 고딕" w:hAnsi="맑은 고딕" w:eastAsia="맑은 고딕"/>
+          <w:b w:val="0"/>
+          <w:sz w:val="21"/>
+        </w:rPr>
+        <w:t>&lt;Tusk&gt;는 상업적 안전지대를 스스로 박차고 나간 거장들의 용기 있는 예술적 선언문입니다. 당시 주류를 장악했던 로스앤젤레스 사운드의 말끔함을 거부하고, 로파이(Lo-Fi)적 질감과 미니멀리즘, 뉴웨이브의 불온한 에너지를 적극 수용함으로써 훗날 인디 록과 드림 팝 진영에 지대한 영감을 준 음악적 전환점으로 평가받습니다.</w:t>
+      </w:r>
+    </w:p>
+    <w:p>
+      <w:pPr>
+        <w:spacing w:line="324" w:lineRule="auto" w:after="80"/>
+      </w:pPr>
+      <w:r>
+        <w:rPr w:rFonts="맑은 고딕">
+          <w:rFonts w:ascii="맑은 고딕" w:hAnsi="맑은 고딕" w:eastAsia="맑은 고딕"/>
+          <w:b w:val="0"/>
+          <w:color w:val="6B7280"/>
+          <w:sz w:val="21"/>
+        </w:rPr>
+        <w:t xml:space="preserve">· </w:t>
+      </w:r>
+      <w:r>
+        <w:rPr w:rFonts="맑은 고딕">
+          <w:rFonts w:ascii="맑은 고딕" w:hAnsi="맑은 고딕" w:eastAsia="맑은 고딕"/>
+          <w:b/>
+          <w:color w:val="1F2937"/>
+          <w:sz w:val="21"/>
+        </w:rPr>
+        <w:t xml:space="preserve">시대의 흔적(스토리텔링): </w:t>
+      </w:r>
+      <w:r>
+        <w:rPr w:rFonts="맑은 고딕">
+          <w:rFonts w:ascii="맑은 고딕" w:hAnsi="맑은 고딕" w:eastAsia="맑은 고딕"/>
+          <w:b w:val="0"/>
+          <w:sz w:val="21"/>
+        </w:rPr>
+        <w:t>1970년대 후반 펑크(Punk)와 뉴웨이브의 물결이 주류 록 씬을 강타하던 격변기 속에서, 거대한 부와 명성을 얻은 슈퍼 그룹이 자신들의 내적 혼란과 시대적 공기를 어떻게 음악으로 포착했는지를 적나라하게 보여줍니다. 멤버 간의 깊은 정서적 균열 속에서도 청춘의 불안과 원초적 열망을 거친 테이프의 질감에 아로새겨 시대의 독특한 서사를 완성했습니다.</w:t>
+      </w:r>
+    </w:p>
+    <w:p>
+      <w:pPr>
+        <w:spacing w:line="324" w:lineRule="auto" w:before="200" w:after="80"/>
+      </w:pPr>
+      <w:r>
+        <w:rPr w:rFonts="맑은 고딕">
+          <w:rFonts w:ascii="맑은 고딕" w:hAnsi="맑은 고딕" w:eastAsia="맑은 고딕"/>
+          <w:b/>
+          <w:color w:val="1E3A8A"/>
+          <w:sz w:val="24"/>
+        </w:rPr>
+        <w:t>4. 주요 수록곡 및 감상 제언</w:t>
+      </w:r>
+    </w:p>
+    <w:p>
+      <w:pPr>
+        <w:spacing w:line="324" w:lineRule="auto" w:after="80"/>
+      </w:pPr>
+      <w:r>
+        <w:rPr w:rFonts="맑은 고딕">
+          <w:rFonts w:ascii="맑은 고딕" w:hAnsi="맑은 고딕" w:eastAsia="맑은 고딕"/>
+          <w:b w:val="0"/>
+          <w:color w:val="6B7280"/>
+          <w:sz w:val="21"/>
+        </w:rPr>
+        <w:t xml:space="preserve">· </w:t>
+      </w:r>
+      <w:r>
+        <w:rPr w:rFonts="맑은 고딕">
+          <w:rFonts w:ascii="맑은 고딕" w:hAnsi="맑은 고딕" w:eastAsia="맑은 고딕"/>
+          <w:b/>
+          <w:color w:val="1F2937"/>
+          <w:sz w:val="21"/>
+        </w:rPr>
+        <w:t xml:space="preserve">주요 수록곡 특징: </w:t>
+      </w:r>
+      <w:r>
+        <w:rPr w:rFonts="맑은 고딕">
+          <w:rFonts w:ascii="맑은 고딕" w:hAnsi="맑은 고딕" w:eastAsia="맑은 고딕"/>
+          <w:b w:val="0"/>
+          <w:sz w:val="21"/>
+        </w:rPr>
+        <w:t>USC 마칭 밴드의 웅장한 브라스와 원시적인 드럼 비트가 아방가르드하게 폭발하는 타이틀곡 'Tusk', 스티비 닉스 특유의 신비롭고 아련한 보컬이 안개처럼 피어오르는 불후의 명곡 'Sara', 크리스틴 맥비의 고풍스럽고 따스한 피아노 팝의 정수를 들려주는 'Think About Me' 등 수록된 20곡이 다채로운 감정의 스펙트럼을 펼쳐냅니다.</w:t>
+      </w:r>
+    </w:p>
+    <w:p>
+      <w:pPr>
+        <w:spacing w:line="324" w:lineRule="auto" w:after="80"/>
+      </w:pPr>
+      <w:r>
+        <w:rPr w:rFonts="맑은 고딕">
+          <w:rFonts w:ascii="맑은 고딕" w:hAnsi="맑은 고딕" w:eastAsia="맑은 고딕"/>
+          <w:b w:val="0"/>
+          <w:color w:val="6B7280"/>
+          <w:sz w:val="21"/>
+        </w:rPr>
+        <w:t xml:space="preserve">· </w:t>
+      </w:r>
+      <w:r>
+        <w:rPr w:rFonts="맑은 고딕">
+          <w:rFonts w:ascii="맑은 고딕" w:hAnsi="맑은 고딕" w:eastAsia="맑은 고딕"/>
+          <w:b/>
+          <w:color w:val="1F2937"/>
+          <w:sz w:val="21"/>
+        </w:rPr>
+        <w:t xml:space="preserve">빈티지 감상 제언: </w:t>
+      </w:r>
+      <w:r>
+        <w:rPr w:rFonts="맑은 고딕">
+          <w:rFonts w:ascii="맑은 고딕" w:hAnsi="맑은 고딕" w:eastAsia="맑은 고딕"/>
+          <w:b w:val="0"/>
+          <w:sz w:val="21"/>
+        </w:rPr>
+        <w:t>린지 버킹엄이 집에서 거칠게 홈 레코딩한 트랙들과 호화로운 스튜디오 오케스트레이션이 공존하므로, 진공관 앰프 특유의 배음과 아날로그 턴테이블의 깊은 공간감이 빛을 발합니다. 특히 복잡한 타악기의 정위감과 미세한 숨소리, 마칭 밴드의 묵직한 저음은 두툼한 비닐(Vinyl) 판을 타고 흐를 때 그 야성미와 현장감이 배가됩니다.</w:t>
+      </w:r>
+    </w:p>
+    <w:p>
+      <w:pPr>
+        <w:spacing w:line="324" w:lineRule="auto" w:after="80"/>
+      </w:pPr>
+      <w:r>
+        <w:rPr w:rFonts="맑은 고딕">
+          <w:rFonts w:ascii="맑은 고딕" w:hAnsi="맑은 고딕" w:eastAsia="맑은 고딕"/>
+          <w:b w:val="0"/>
+          <w:color w:val="6B7280"/>
+          <w:sz w:val="21"/>
+        </w:rPr>
+        <w:t xml:space="preserve">· </w:t>
+      </w:r>
+      <w:r>
+        <w:rPr w:rFonts="맑은 고딕">
+          <w:rFonts w:ascii="맑은 고딕" w:hAnsi="맑은 고딕" w:eastAsia="맑은 고딕"/>
+          <w:b/>
+          <w:color w:val="1F2937"/>
+          <w:sz w:val="21"/>
+        </w:rPr>
+        <w:t xml:space="preserve">소장 가치: </w:t>
+      </w:r>
+      <w:r>
+        <w:rPr w:rFonts="맑은 고딕">
+          <w:rFonts w:ascii="맑은 고딕" w:hAnsi="맑은 고딕" w:eastAsia="맑은 고딕"/>
+          <w:b w:val="0"/>
+          <w:sz w:val="21"/>
+        </w:rPr>
+        <w:t>거대 자본과 완벽한 팝 밴드가 가장 파격적인 방식으로 빚어낸 역사적 더블 LP로서, 감각적인 아트워크가 담긴 오리지널 게이트폴드 슬리브와 함께 만나는 아날로그 음반은 그 자체로 시대를 뛰어넘는 컬렉터들의 궁극적인 예술품입니다.</w:t>
+      </w:r>
+    </w:p>
+    <w:p>
+      <w:pPr>
+        <w:spacing w:line="324" w:lineRule="auto" w:after="120" w:before="160"/>
+      </w:pPr>
+      <w:r>
+        <w:rPr w:rFonts="맑은 고딕">
+          <w:rFonts w:ascii="맑은 고딕" w:hAnsi="맑은 고딕" w:eastAsia="맑은 고딕"/>
+          <w:b/>
+          <w:color w:val="4338CA"/>
+          <w:sz w:val="21"/>
+        </w:rPr>
+        <w:t>이 음반을 통해 화려한 성공의 이면에 숨겨진 가장 날것의 순수한 예술혼이 전해주는 감동을 다시 한번 경험해 보시는 것은 어떨까요?</w:t>
       </w:r>
     </w:p>
     <w:sectPr>
       <w:pgSz w:w="12240" w:h="15840"/>
-      <w:pgMar w:top="1440" w:right="1440" w:bottom="1440" w:left="1440" w:header="720" w:footer="720" w:gutter="0"/>
+      <w:pgMar w:top="1152" w:right="1296" w:bottom="1152" w:left="1296" w:header="720" w:footer="720" w:gutter="0"/>
       <w:cols w:space="720"/>
       <w:docGrid w:linePitch="360"/>
     </w:sectPr>

--- a/word_reports/LP_0145_위치_433_Fleetwood Mac_Tusk.docx
+++ b/word_reports/LP_0145_위치_433_Fleetwood Mac_Tusk.docx
@@ -32,7 +32,7 @@
     </w:p>
     <w:p>
       <w:pPr>
-        <w:spacing w:line="324" w:lineRule="auto" w:before="80" w:after="160"/>
+        <w:spacing w:line="324" w:lineRule="auto" w:before="80" w:after="120"/>
       </w:pPr>
       <w:r>
         <w:rPr w:rFonts="맑은 고딕">
@@ -42,13 +42,6 @@
           <w:sz w:val="22"/>
         </w:rPr>
         <w:t xml:space="preserve">[음반 소개] </w:t>
-      </w:r>
-      <w:r>
-        <w:rPr w:rFonts="맑은 고딕">
-          <w:rFonts w:ascii="맑은 고딕" w:hAnsi="맑은 고딕" w:eastAsia="맑은 고딕"/>
-          <w:b w:val="0"/>
-          <w:sz w:val="21"/>
-        </w:rPr>
       </w:r>
     </w:p>
     <w:p>
@@ -61,7 +54,33 @@
           <w:b w:val="0"/>
           <w:sz w:val="21"/>
         </w:rPr>
-        <w:t>팝 음악 역사상 가장 거대한 상업적 성공을 거둔 전작의 영광에 안주하지 않고, 예술적 파격과 실험 정신을 과감히 투영해 낸 플리트우드 맥의 찬란한 모험이자 더블 LP 대작입니다. 린지 버킹엄의 전위적이고 날 선 프로듀싱 감각과 스티비 닉스의 몽환적인 신비로움, 그리고 크리스틴 맥비의 깊고 우아한 멜로디가 절묘한 불협화음과 조화를 이루며 독창적인 미학을 구축합니다. 상투적인 팝의 문법을 해체하고 가장 원초적이면서도 세련된 질감으로 빚어낸 이 음반은, 오늘날 진정한 포스트 펑크적 태도와 아트 팝의 선구적 걸작으로 재평가받고 있습니다.</w:t>
+        <w:t>팝 음악 역사상 가장 완벽한 상업적·예술적 성취로 손꼽히는 전작 『Rumours』의 거대한 후광 뒤편에서, 플리트우드 맥은 안락한 성공의 궤도에 안주하기를 거부하고 미지의 심연을 향해 과감한 도약을 감행했습니다. 1979년 가을, 2LP 더블 앨범이라는 방대한 스케일로 세상에 공개된 『Tusk』는 당대 대중음악계가 기대했던 달콤하고 유려한 캘리포니아 팝의 공식을 스스로 파괴해 버린, 유례없이 대담하고 도발적인 예술적 선언이었습니다. 당시로서는 천문학적인 액수인 100만 달러 이상의 제작비가 투입된 이 거대한 프로젝트는 밴드의 내면에 잔존하던 애증과 균열, 그리고 창작을 향한 팽팽한 긴장감을 여과 없이 기록해 낸 장엄한 모험이었습니다.</w:t>
+      </w:r>
+    </w:p>
+    <w:p>
+      <w:pPr>
+        <w:spacing w:line="324" w:lineRule="auto" w:after="120"/>
+      </w:pPr>
+      <w:r>
+        <w:rPr w:rFonts="맑은 고딕">
+          <w:rFonts w:ascii="맑은 고딕" w:hAnsi="맑은 고딕" w:eastAsia="맑은 고딕"/>
+          <w:b w:val="0"/>
+          <w:sz w:val="21"/>
+        </w:rPr>
+        <w:t>이 음반의 조타수 역할을 자처했던 기타리스트 린지 버킹엄은 당시 영미권을 휩쓸던 펑크(Punk)와 뉴웨이브(New Wave)의 날선 생명력에 깊이 감화되어 있었습니다. 그는 세련되게 다듬어진 스튜디오 관습을 해체하고, 자신의 침실에서 마이크를 바닥에 내던진 채 녹음한 듯한 거칠고 메마른 로파이(Lo-Fi) 사운드와 원초적인 아프리칸 리듬을 음반 전면에 과감히 배치했습니다. 그러나 이러한 파격적인 실험 속에서도 스티비 닉스의 신비롭고 몽환적인 시심(詩心)과 크리스틴 맥비의 우아하고 따뜻한 멜로디 감각은 여전히 찬란한 빛을 발하며, 광기와 서정이 기적적으로 공존하는 독보적인 음향적 풍경을 직조해 냈습니다.</w:t>
+      </w:r>
+    </w:p>
+    <w:p>
+      <w:pPr>
+        <w:spacing w:line="324" w:lineRule="auto" w:after="120"/>
+      </w:pPr>
+      <w:r>
+        <w:rPr w:rFonts="맑은 고딕">
+          <w:rFonts w:ascii="맑은 고딕" w:hAnsi="맑은 고딕" w:eastAsia="맑은 고딕"/>
+          <w:b w:val="0"/>
+          <w:sz w:val="21"/>
+        </w:rPr>
+        <w:t>발매 당시에는 전작의 경이로운 성공에 가려져 상업적 실패라는 성급한 오명을 쓰기도 했으나, 반세기에 가까운 세월이 흐른 오늘날 『Tusk』는 시대를 반세기 앞서간 '포스트 펑크/아트 팝의 걸작'이자 인디 록의 선구적 텍스트로 완벽히 재평가받고 있습니다. 정상의 자리에서 스스로 왕관을 벗어던지고 내면의 순수한 예술적 야성을 마주했던 다섯 거장의 불꽃 튀는 에너지는 박제된 유물이 아닌, 지금도 생생히 살아 숨 쉬는 전율로 다가옵니다. 턴테이블의 바늘이 묵직한 그루브를 긁어내릴 때 번져 나오는 그 날것의 서정성은 진정한 아티스트십이 도달할 수 있는 가장 숭고한 경지를 여실히 증명합니다.</w:t>
       </w:r>
     </w:p>
     <w:p>
@@ -168,7 +187,7 @@
           <w:b w:val="0"/>
           <w:sz w:val="21"/>
         </w:rPr>
-        <w:t>전설적인 명반 &lt;Rumours&gt;의 천문학적인 성공 직후인 1979년 10월 19일, 워너 브라더스 레코드(Warner Bros. Records)를 통해 발매된 통산 12번째 정규 앨범이자 더블 LP 구성의 야심작입니다.</w:t>
+        <w:t>1979년 10월 12일 워너 브라더스 레코드(Warner Bros. Records)를 통해 발매된 밴드의 12번째 정규 앨범으로, 팝 역사의 황금기를 장식한 기념비적인 2LP 더블 음반입니다.</w:t>
       </w:r>
     </w:p>
     <w:p>
@@ -199,7 +218,7 @@
           <w:b w:val="0"/>
           <w:sz w:val="21"/>
         </w:rPr>
-        <w:t>발매 당시 전작과의 상이한 음악적 결로 인해 음반사에는 모험으로 여겨졌으나, 미국 빌보드 200 차트 4위, 영국 앨범 차트 1위에 올랐으며 전 세계적으로 400만 장 이상의 판매고를 올리며 더블 플래티넘을 기록했습니다.</w:t>
+        <w:t>발매 직후 미국 빌보드 200 차트 4위, 영국 오피셜 앨범 차트 1위를 기록했으며, 실험적인 구성에도 불구하고 전 세계적으로 400만 장 이상의 판매고를 올리며 더블 플래티넘을 달성했습니다.</w:t>
       </w:r>
     </w:p>
     <w:p>
@@ -230,7 +249,7 @@
           <w:b w:val="0"/>
           <w:sz w:val="21"/>
         </w:rPr>
-        <w:t>1980년 그래미 어워드 '최우수 앨범 패키지(Best Album Package)' 부문에 노미네이트되었으며, 수십 년의 세월이 흐른 뒤 피치포크(Pitchfork)와 롤링 스톤(Rolling Stone) 등 유수의 음악 매체들로부터 '역사상 가장 과소평가된 위대한 명반' 중 하나로 극찬받았습니다.</w:t>
+        <w:t>제22회 그래미 어워드 '베스트 앨범 패키지' 부문에 노미네이트되었으며, 음악 전문지 롤링 스톤(Rolling Stone) 선정 '역사상 가장 위대한 앨범 500선'에 이름을 올리며 평단의 절대적인 찬사를 받았습니다.</w:t>
       </w:r>
     </w:p>
     <w:p>
@@ -275,7 +294,7 @@
           <w:b w:val="0"/>
           <w:sz w:val="21"/>
         </w:rPr>
-        <w:t>영국 / 미국 (다국적 밴드)</w:t>
+        <w:t>영국 / 미국 (다국적 그룹)</w:t>
       </w:r>
     </w:p>
     <w:p>
@@ -306,7 +325,7 @@
           <w:b w:val="0"/>
           <w:sz w:val="21"/>
         </w:rPr>
-        <w:t>1967년 결성</w:t>
+        <w:t>1967년 결성 ~ 현재</w:t>
       </w:r>
     </w:p>
     <w:p>
@@ -337,7 +356,7 @@
           <w:b w:val="0"/>
           <w:sz w:val="21"/>
         </w:rPr>
-        <w:t>록 밴드 (혼성 5인조 라인업: 믹 플리트우드, 존 맥비, 크리스틴 맥비, 린지 버킹엄, 스티비 닉스)</w:t>
+        <w:t>5인조 록 밴드</w:t>
       </w:r>
     </w:p>
     <w:p>
@@ -368,7 +387,7 @@
           <w:b w:val="0"/>
           <w:sz w:val="21"/>
         </w:rPr>
-        <w:t>1960년대 영국의 정통 블루스 록 밴드로 출발하여 1970년대 중반 린지 버킹엄과 스티비 닉스를 영입하며 세련된 팝 록의 정점을 완성한 전설적인 그룹입니다. 복잡하게 얽힌 내면의 사랑과 갈등을 눈부신 화음과 서정적 멜로디로 승화시켜 대중음악사에 불멸의 족적을 남겼습니다.</w:t>
+        <w:t>영국의 거친 정통 블루스 록에서 출발하여 미국의 세련된 웨스트코스트 팝 사운드를 흡수하며 대중음악의 정점에 도달한 전설적인 밴드입니다. 혼성 보컬의 환상적인 하모니와 개인적 굴곡을 음악으로 승화시키는 탁월한 작곡력으로 팝과 록의 경계를 허문 거장으로 추앙받고 있습니다.</w:t>
       </w:r>
     </w:p>
     <w:p>
@@ -413,7 +432,7 @@
           <w:b w:val="0"/>
           <w:sz w:val="21"/>
         </w:rPr>
-        <w:t>&lt;Tusk&gt;는 상업적 안전지대를 스스로 박차고 나간 거장들의 용기 있는 예술적 선언문입니다. 당시 주류를 장악했던 로스앤젤레스 사운드의 말끔함을 거부하고, 로파이(Lo-Fi)적 질감과 미니멀리즘, 뉴웨이브의 불온한 에너지를 적극 수용함으로써 훗날 인디 록과 드림 팝 진영에 지대한 영감을 준 음악적 전환점으로 평가받습니다.</w:t>
+        <w:t>대중적 성공의 정점에서 안이한 복제를 거부하고 급진적인 음악적 모험을 감행한 역사적 분기점입니다. 미니멀리즘과 팝의 결합, 홈 레코딩 기법의 도입 등은 훗날 1990년대 얼터너티브 록과 2000년대 인디 팝 씬에 막대한 영향을 미치며 시대를 앞서간 아방가르드 팝의 전형으로 자리매김했습니다.</w:t>
       </w:r>
     </w:p>
     <w:p>
@@ -444,7 +463,7 @@
           <w:b w:val="0"/>
           <w:sz w:val="21"/>
         </w:rPr>
-        <w:t>1970년대 후반 펑크(Punk)와 뉴웨이브의 물결이 주류 록 씬을 강타하던 격변기 속에서, 거대한 부와 명성을 얻은 슈퍼 그룹이 자신들의 내적 혼란과 시대적 공기를 어떻게 음악으로 포착했는지를 적나라하게 보여줍니다. 멤버 간의 깊은 정서적 균열 속에서도 청춘의 불안과 원초적 열망을 거친 테이프의 질감에 아로새겨 시대의 독특한 서사를 완성했습니다.</w:t>
+        <w:t>1970년대 후반 화려하고 매끄러운 디스코와 세련된 AOR 사운드가 주류를 이루던 시대의 공기 속에서, 이 음반은 화려한 스타덤 뒤에 숨겨진 인간 본연의 고독과 세기말적 불안을 담아냈습니다. USC 마칭 밴드의 거친 브라스 소리가 울려 퍼진 텅 빈 다저 스타디움의 풍경은 시대를 통과하던 청춘들의 혼란과 갈증을 투영하는 하나의 상징이었습니다.</w:t>
       </w:r>
     </w:p>
     <w:p>
@@ -489,7 +508,7 @@
           <w:b w:val="0"/>
           <w:sz w:val="21"/>
         </w:rPr>
-        <w:t>USC 마칭 밴드의 웅장한 브라스와 원시적인 드럼 비트가 아방가르드하게 폭발하는 타이틀곡 'Tusk', 스티비 닉스 특유의 신비롭고 아련한 보컬이 안개처럼 피어오르는 불후의 명곡 'Sara', 크리스틴 맥비의 고풍스럽고 따스한 피아노 팝의 정수를 들려주는 'Think About Me' 등 수록된 20곡이 다채로운 감정의 스펙트럼을 펼쳐냅니다.</w:t>
+        <w:t>USC 트로잔 마칭 밴드와의 협업을 통해 원초적인 리듬의 야성을 폭발시키는 타이틀곡 "Tusk", 스티비 닉스의 애절하면서도 몽환적인 음색이 노스탤지어를 자아내는 불후의 발라드 "Sara", 크리스틴 맥비의 우아하고 단단한 팝 감각이 돋보이는 "Over &amp; Over"와 "Think About Me" 등은 파격적인 실험과 지극한 서정성이 절묘한 대조를 이룹니다.</w:t>
       </w:r>
     </w:p>
     <w:p>
@@ -520,7 +539,7 @@
           <w:b w:val="0"/>
           <w:sz w:val="21"/>
         </w:rPr>
-        <w:t>린지 버킹엄이 집에서 거칠게 홈 레코딩한 트랙들과 호화로운 스튜디오 오케스트레이션이 공존하므로, 진공관 앰프 특유의 배음과 아날로그 턴테이블의 깊은 공간감이 빛을 발합니다. 특히 복잡한 타악기의 정위감과 미세한 숨소리, 마칭 밴드의 묵직한 저음은 두툼한 비닐(Vinyl) 판을 타고 흐를 때 그 야성미와 현장감이 배가됩니다.</w:t>
+        <w:t>린지 버킹엄이 정교하게 설계한 로파이 질감과 과감한 패닝(Panning), 그리고 마칭 밴드의 웅장한 타악 타격감을 온전히 체험하기 위해서는 진공관 앰프 특유의 두터운 질감과 따뜻한 아날로그 턴테이블의 매칭을 권합니다. 바이닐 표면을 타고 흐르는 묵직한 베이스 라인과 미세한 공간계 리버브의 잔향이 리스닝 룸을 입체적으로 가득 채울 것입니다.</w:t>
       </w:r>
     </w:p>
     <w:p>
@@ -551,7 +570,7 @@
           <w:b w:val="0"/>
           <w:sz w:val="21"/>
         </w:rPr>
-        <w:t>거대 자본과 완벽한 팝 밴드가 가장 파격적인 방식으로 빚어낸 역사적 더블 LP로서, 감각적인 아트워크가 담긴 오리지널 게이트폴드 슬리브와 함께 만나는 아날로그 음반은 그 자체로 시대를 뛰어넘는 컬렉터들의 궁극적인 예술품입니다.</w:t>
+        <w:t>거대 자본과 순수한 창작열이 충돌하여 탄생한 가장 대담한 예술적 기록물입니다. 특유의 질감이 살아있는 감각적인 게이트폴드 커버와 실험 정신이 깃든 슬리브 아트는 2LP 바이닐 포맷에서만 느낄 수 있는 궁극의 촉각적 소장 가치를 지니고 있습니다.</w:t>
       </w:r>
     </w:p>
     <w:p>
@@ -565,7 +584,7 @@
           <w:color w:val="4338CA"/>
           <w:sz w:val="21"/>
         </w:rPr>
-        <w:t>이 음반을 통해 화려한 성공의 이면에 숨겨진 가장 날것의 순수한 예술혼이 전해주는 감동을 다시 한번 경험해 보시는 것은 어떨까요?</w:t>
+        <w:t>이 음반을 통해 화려한 성공의 장막 뒤에서 피어난 플리트우드 맥의 가장 찬란하고 순수한 예술적 광기가 전해주는 감동을 다시 한번 경험해 보시는 것은 어떨까요?</w:t>
       </w:r>
     </w:p>
     <w:sectPr>
